--- a/Documents/Project Files details.docx
+++ b/Documents/Project Files details.docx
@@ -69,7 +69,7 @@
           <w:bCs/>
         </w:rPr>
         <w:pict w14:anchorId="55023CC6">
-          <v:rect id="_x0000_i1205" style="width:0;height:1.5pt" o:hralign="center" o:hrstd="t" o:hr="t" fillcolor="#a0a0a0" stroked="f"/>
+          <v:rect id="_x0000_i1025" style="width:0;height:1.5pt" o:hralign="center" o:hrstd="t" o:hr="t" fillcolor="#a0a0a0" stroked="f"/>
         </w:pict>
       </w:r>
     </w:p>
@@ -268,7 +268,7 @@
           <w:bCs/>
         </w:rPr>
         <w:pict w14:anchorId="51E24CBF">
-          <v:rect id="_x0000_i1206" style="width:0;height:1.5pt" o:hralign="center" o:hrstd="t" o:hr="t" fillcolor="#a0a0a0" stroked="f"/>
+          <v:rect id="_x0000_i1026" style="width:0;height:1.5pt" o:hralign="center" o:hrstd="t" o:hr="t" fillcolor="#a0a0a0" stroked="f"/>
         </w:pict>
       </w:r>
     </w:p>
@@ -483,7 +483,7 @@
           <w:bCs/>
         </w:rPr>
         <w:pict w14:anchorId="35727AE0">
-          <v:rect id="_x0000_i1208" style="width:0;height:1.5pt" o:hralign="center" o:hrstd="t" o:hr="t" fillcolor="#a0a0a0" stroked="f"/>
+          <v:rect id="_x0000_i1027" style="width:0;height:1.5pt" o:hralign="center" o:hrstd="t" o:hr="t" fillcolor="#a0a0a0" stroked="f"/>
         </w:pict>
       </w:r>
     </w:p>
@@ -1567,7 +1567,7 @@
           <w:bCs/>
         </w:rPr>
         <w:pict w14:anchorId="52BA8BE8">
-          <v:rect id="_x0000_i1298" style="width:0;height:1.5pt" o:hralign="center" o:hrstd="t" o:hr="t" fillcolor="#a0a0a0" stroked="f"/>
+          <v:rect id="_x0000_i1028" style="width:0;height:1.5pt" o:hralign="center" o:hrstd="t" o:hr="t" fillcolor="#a0a0a0" stroked="f"/>
         </w:pict>
       </w:r>
     </w:p>
@@ -2049,7 +2049,7 @@
           <w:bCs/>
         </w:rPr>
         <w:pict w14:anchorId="5326182E">
-          <v:rect id="_x0000_i1299" style="width:0;height:1.5pt" o:hralign="center" o:hrstd="t" o:hr="t" fillcolor="#a0a0a0" stroked="f"/>
+          <v:rect id="_x0000_i1029" style="width:0;height:1.5pt" o:hralign="center" o:hrstd="t" o:hr="t" fillcolor="#a0a0a0" stroked="f"/>
         </w:pict>
       </w:r>
     </w:p>
@@ -3380,7 +3380,7 @@
           <w:bCs/>
         </w:rPr>
         <w:pict w14:anchorId="43DA1DE3">
-          <v:rect id="_x0000_i1300" style="width:0;height:1.5pt" o:hralign="center" o:hrstd="t" o:hr="t" fillcolor="#a0a0a0" stroked="f"/>
+          <v:rect id="_x0000_i1030" style="width:0;height:1.5pt" o:hralign="center" o:hrstd="t" o:hr="t" fillcolor="#a0a0a0" stroked="f"/>
         </w:pict>
       </w:r>
     </w:p>
@@ -3842,7 +3842,7 @@
           <w:bCs/>
         </w:rPr>
         <w:pict w14:anchorId="6B83B5D1">
-          <v:rect id="_x0000_i1301" style="width:0;height:1.5pt" o:hralign="center" o:hrstd="t" o:hr="t" fillcolor="#a0a0a0" stroked="f"/>
+          <v:rect id="_x0000_i1031" style="width:0;height:1.5pt" o:hralign="center" o:hrstd="t" o:hr="t" fillcolor="#a0a0a0" stroked="f"/>
         </w:pict>
       </w:r>
     </w:p>
@@ -11615,6 +11615,7 @@
   <w:style w:type="character" w:default="1" w:styleId="DefaultParagraphFont">
     <w:name w:val="Default Paragraph Font"/>
     <w:uiPriority w:val="1"/>
+    <w:semiHidden/>
     <w:unhideWhenUsed/>
   </w:style>
   <w:style w:type="table" w:default="1" w:styleId="TableNormal">
